--- a/Marika_Nishi_Resume_2.docx
+++ b/Marika_Nishi_Resume_2.docx
@@ -36,14 +36,6 @@
           <w:sz w:val="40"/>
         </w:rPr>
         <w:t xml:space="preserve"> </w:t>
-      </w:r>
-      <w:r>
-        <w:rPr>
-          <w:rFonts w:ascii="Times New Roman" w:hAnsi="Times New Roman" w:cs="Times New Roman"/>
-          <w:sz w:val="18"/>
-          <w:szCs w:val="8"/>
-        </w:rPr>
-        <w:t>ME, Robotics Intern</w:t>
       </w:r>
     </w:p>
     <w:p>
@@ -139,7 +131,27 @@
             <w:sz w:val="18"/>
             <w:szCs w:val="18"/>
           </w:rPr>
-          <w:t>linkedin.com/in/marika-nishi/</w:t>
+          <w:t>linkedin.com/in/</w:t>
+        </w:r>
+        <w:proofErr w:type="spellStart"/>
+        <w:r>
+          <w:rPr>
+            <w:rStyle w:val="Hyperlink"/>
+            <w:rFonts w:ascii="Garamond" w:hAnsi="Garamond" w:cs="Arial"/>
+            <w:sz w:val="18"/>
+            <w:szCs w:val="18"/>
+          </w:rPr>
+          <w:t>marika-nishi</w:t>
+        </w:r>
+        <w:proofErr w:type="spellEnd"/>
+        <w:r>
+          <w:rPr>
+            <w:rStyle w:val="Hyperlink"/>
+            <w:rFonts w:ascii="Garamond" w:hAnsi="Garamond" w:cs="Arial"/>
+            <w:sz w:val="18"/>
+            <w:szCs w:val="18"/>
+          </w:rPr>
+          <w:t>/</w:t>
         </w:r>
       </w:hyperlink>
       <w:r>
@@ -773,14 +785,25 @@
         </w:rPr>
         <w:t xml:space="preserve"> </w:t>
       </w:r>
-      <w:r>
-        <w:rPr>
-          <w:rFonts w:ascii="Garamond" w:hAnsi="Garamond" w:cs="Arial"/>
-          <w:iCs/>
-          <w:sz w:val="21"/>
-          <w:szCs w:val="21"/>
-        </w:rPr>
-        <w:t xml:space="preserve">PyTorch, C++, C, </w:t>
+      <w:proofErr w:type="spellStart"/>
+      <w:r>
+        <w:rPr>
+          <w:rFonts w:ascii="Garamond" w:hAnsi="Garamond" w:cs="Arial"/>
+          <w:iCs/>
+          <w:sz w:val="21"/>
+          <w:szCs w:val="21"/>
+        </w:rPr>
+        <w:t>PyTorch</w:t>
+      </w:r>
+      <w:proofErr w:type="spellEnd"/>
+      <w:r>
+        <w:rPr>
+          <w:rFonts w:ascii="Garamond" w:hAnsi="Garamond" w:cs="Arial"/>
+          <w:iCs/>
+          <w:sz w:val="21"/>
+          <w:szCs w:val="21"/>
+        </w:rPr>
+        <w:t xml:space="preserve">, C++, C, </w:t>
       </w:r>
       <w:r>
         <w:rPr>
@@ -806,7 +829,25 @@
           <w:sz w:val="21"/>
           <w:szCs w:val="21"/>
         </w:rPr>
-        <w:t xml:space="preserve">Simulation (Gazebo, MuJoCo), </w:t>
+        <w:t xml:space="preserve">Simulation (Gazebo, </w:t>
+      </w:r>
+      <w:proofErr w:type="spellStart"/>
+      <w:r>
+        <w:rPr>
+          <w:rFonts w:ascii="Garamond" w:hAnsi="Garamond" w:cs="Arial"/>
+          <w:sz w:val="21"/>
+          <w:szCs w:val="21"/>
+        </w:rPr>
+        <w:t>MuJoCo</w:t>
+      </w:r>
+      <w:proofErr w:type="spellEnd"/>
+      <w:r>
+        <w:rPr>
+          <w:rFonts w:ascii="Garamond" w:hAnsi="Garamond" w:cs="Arial"/>
+          <w:sz w:val="21"/>
+          <w:szCs w:val="21"/>
+        </w:rPr>
+        <w:t xml:space="preserve">), </w:t>
       </w:r>
       <w:r>
         <w:rPr>
@@ -1606,6 +1647,7 @@
           <w:szCs w:val="21"/>
         </w:rPr>
       </w:pPr>
+      <w:proofErr w:type="spellStart"/>
       <w:r>
         <w:rPr>
           <w:rFonts w:ascii="Garamond" w:hAnsi="Garamond" w:cs="Arial"/>
@@ -1615,6 +1657,7 @@
         </w:rPr>
         <w:t>ModLab</w:t>
       </w:r>
+      <w:proofErr w:type="spellEnd"/>
       <w:r>
         <w:rPr>
           <w:rFonts w:ascii="Garamond" w:hAnsi="Garamond" w:cs="Arial"/>
@@ -4675,6 +4718,15 @@
 </file>
 
 <file path=customXml/item1.xml><?xml version="1.0" encoding="utf-8"?>
+<?mso-contentType ?>
+<FormTemplates xmlns="http://schemas.microsoft.com/sharepoint/v3/contenttype/forms">
+  <Display>DocumentLibraryForm</Display>
+  <Edit>DocumentLibraryForm</Edit>
+  <New>DocumentLibraryForm</New>
+</FormTemplates>
+</file>
+
+<file path=customXml/item2.xml><?xml version="1.0" encoding="utf-8"?>
 <ct:contentTypeSchema xmlns:ct="http://schemas.microsoft.com/office/2006/metadata/contentType" xmlns:ma="http://schemas.microsoft.com/office/2006/metadata/properties/metaAttributes" ct:_="" ma:_="" ma:contentTypeName="Document" ma:contentTypeID="0x010100E00F7205C82CFC49993A09459E403F9D" ma:contentTypeVersion="11" ma:contentTypeDescription="Create a new document." ma:contentTypeScope="" ma:versionID="15ca1506d9d0bc3d30df8ed0110f0d4e">
   <xsd:schema xmlns:xsd="http://www.w3.org/2001/XMLSchema" xmlns:xs="http://www.w3.org/2001/XMLSchema" xmlns:p="http://schemas.microsoft.com/office/2006/metadata/properties" xmlns:ns2="8f1b7c86-42c5-4929-b887-8cfd13270314" xmlns:ns3="671c1944-cc4f-476c-949f-52559c641db4" targetNamespace="http://schemas.microsoft.com/office/2006/metadata/properties" ma:root="true" ma:fieldsID="db6c2aada95e6879eb2870ebec6b4aa1" ns2:_="" ns3:_="">
     <xsd:import namespace="8f1b7c86-42c5-4929-b887-8cfd13270314"/>
@@ -4885,16 +4937,15 @@
 </ct:contentTypeSchema>
 </file>
 
-<file path=customXml/item2.xml><?xml version="1.0" encoding="utf-8"?>
-<?mso-contentType ?>
-<FormTemplates xmlns="http://schemas.microsoft.com/sharepoint/v3/contenttype/forms">
-  <Display>DocumentLibraryForm</Display>
-  <Edit>DocumentLibraryForm</Edit>
-  <New>DocumentLibraryForm</New>
-</FormTemplates>
+<file path=customXml/itemProps1.xml><?xml version="1.0" encoding="utf-8"?>
+<ds:datastoreItem xmlns:ds="http://schemas.openxmlformats.org/officeDocument/2006/customXml" ds:itemID="{8E8AFA64-578D-46FF-A288-428D1FA7C9F1}">
+  <ds:schemaRefs>
+    <ds:schemaRef ds:uri="http://schemas.microsoft.com/sharepoint/v3/contenttype/forms"/>
+  </ds:schemaRefs>
+</ds:datastoreItem>
 </file>
 
-<file path=customXml/itemProps1.xml><?xml version="1.0" encoding="utf-8"?>
+<file path=customXml/itemProps2.xml><?xml version="1.0" encoding="utf-8"?>
 <ds:datastoreItem xmlns:ds="http://schemas.openxmlformats.org/officeDocument/2006/customXml" ds:itemID="{5ECCFF00-82E4-439E-8D62-678F77120EF2}">
   <ds:schemaRefs>
     <ds:schemaRef ds:uri="http://schemas.microsoft.com/office/2006/metadata/contentType"/>
@@ -4911,12 +4962,4 @@
     <ds:schemaRef ds:uri="http://schemas.microsoft.com/internal/obd"/>
   </ds:schemaRefs>
 </ds:datastoreItem>
-</file>
-
-<file path=customXml/itemProps2.xml><?xml version="1.0" encoding="utf-8"?>
-<ds:datastoreItem xmlns:ds="http://schemas.openxmlformats.org/officeDocument/2006/customXml" ds:itemID="{8E8AFA64-578D-46FF-A288-428D1FA7C9F1}">
-  <ds:schemaRefs>
-    <ds:schemaRef ds:uri="http://schemas.microsoft.com/sharepoint/v3/contenttype/forms"/>
-  </ds:schemaRefs>
-</ds:datastoreItem>
 </file>